--- a/Yethishwar-Week-2.docx
+++ b/Yethishwar-Week-2.docx
@@ -8,7 +8,7 @@
         <w:spacing w:line="276" w:lineRule="auto"/>
         <w:jc w:val="center"/>
         <w:rPr>
-          <w:rFonts w:ascii="Arial" w:hAnsi="Arial" w:cs="Arial"/>
+          <w:rFonts w:ascii="Times New Roman" w:hAnsi="Times New Roman" w:cs="Times New Roman"/>
           <w:b/>
           <w:bCs/>
           <w:sz w:val="50"/>
@@ -17,7 +17,7 @@
       </w:pPr>
       <w:r>
         <w:rPr>
-          <w:rFonts w:ascii="Arial" w:hAnsi="Arial" w:cs="Arial"/>
+          <w:rFonts w:ascii="Times New Roman" w:hAnsi="Times New Roman" w:cs="Times New Roman"/>
           <w:b/>
           <w:bCs/>
           <w:sz w:val="50"/>
@@ -27,7 +27,7 @@
       </w:r>
       <w:r>
         <w:rPr>
-          <w:rFonts w:ascii="Arial" w:hAnsi="Arial" w:cs="Arial"/>
+          <w:rFonts w:ascii="Times New Roman" w:hAnsi="Times New Roman" w:cs="Times New Roman"/>
           <w:b/>
           <w:bCs/>
           <w:sz w:val="50"/>
@@ -37,7 +37,7 @@
       </w:r>
       <w:r>
         <w:rPr>
-          <w:rFonts w:ascii="Arial" w:hAnsi="Arial" w:cs="Arial"/>
+          <w:rFonts w:ascii="Times New Roman" w:hAnsi="Times New Roman" w:cs="Times New Roman"/>
           <w:b/>
           <w:bCs/>
           <w:sz w:val="50"/>
@@ -47,7 +47,7 @@
       </w:r>
       <w:r>
         <w:rPr>
-          <w:rFonts w:ascii="Arial" w:hAnsi="Arial" w:cs="Arial"/>
+          <w:rFonts w:ascii="Times New Roman" w:hAnsi="Times New Roman" w:cs="Times New Roman"/>
           <w:b/>
           <w:bCs/>
           <w:sz w:val="50"/>
@@ -58,10 +58,34 @@
     </w:p>
     <w:p>
       <w:pPr>
+        <w:pStyle w:val="Heading2"/>
+        <w:spacing w:line="276" w:lineRule="auto"/>
+        <w:jc w:val="center"/>
+        <w:rPr>
+          <w:rFonts w:ascii="Times New Roman" w:hAnsi="Times New Roman" w:cs="Times New Roman"/>
+          <w:b/>
+          <w:bCs/>
+          <w:sz w:val="36"/>
+          <w:szCs w:val="36"/>
+        </w:rPr>
+      </w:pPr>
+      <w:r>
+        <w:rPr>
+          <w:rFonts w:ascii="Times New Roman" w:hAnsi="Times New Roman" w:cs="Times New Roman"/>
+          <w:b/>
+          <w:bCs/>
+          <w:sz w:val="36"/>
+          <w:szCs w:val="36"/>
+        </w:rPr>
+        <w:t>End-to-End Energy Dataset Training Workflow</w:t>
+      </w:r>
+    </w:p>
+    <w:p>
+      <w:pPr>
         <w:spacing w:line="240" w:lineRule="auto"/>
         <w:jc w:val="center"/>
         <w:rPr>
-          <w:rFonts w:ascii="Arial" w:hAnsi="Arial" w:cs="Arial"/>
+          <w:rFonts w:ascii="Times New Roman" w:hAnsi="Times New Roman" w:cs="Times New Roman"/>
           <w:b/>
           <w:bCs/>
           <w:sz w:val="30"/>
@@ -70,7 +94,7 @@
       </w:pPr>
       <w:r>
         <w:rPr>
-          <w:rFonts w:ascii="Arial" w:hAnsi="Arial" w:cs="Arial"/>
+          <w:rFonts w:ascii="Times New Roman" w:hAnsi="Times New Roman" w:cs="Times New Roman"/>
           <w:b/>
           <w:bCs/>
           <w:color w:val="1F4E79" w:themeColor="accent5" w:themeShade="80"/>
@@ -81,7 +105,7 @@
       </w:r>
       <w:r>
         <w:rPr>
-          <w:rFonts w:ascii="Arial" w:hAnsi="Arial" w:cs="Arial"/>
+          <w:rFonts w:ascii="Times New Roman" w:hAnsi="Times New Roman" w:cs="Times New Roman"/>
           <w:b/>
           <w:bCs/>
           <w:sz w:val="30"/>
@@ -96,7 +120,7 @@
         <w:jc w:val="center"/>
         <w:rPr>
           <w:rStyle w:val="Hyperlink"/>
-          <w:rFonts w:ascii="Arial" w:hAnsi="Arial" w:cs="Arial"/>
+          <w:rFonts w:ascii="Times New Roman" w:hAnsi="Times New Roman" w:cs="Times New Roman"/>
           <w:sz w:val="26"/>
           <w:szCs w:val="26"/>
           <w:u w:val="none"/>
@@ -106,32 +130,12 @@
         <w:r>
           <w:rPr>
             <w:rStyle w:val="Hyperlink"/>
-            <w:rFonts w:ascii="Arial" w:hAnsi="Arial" w:cs="Arial"/>
+            <w:rFonts w:ascii="Times New Roman" w:hAnsi="Times New Roman" w:cs="Times New Roman"/>
             <w:sz w:val="26"/>
             <w:szCs w:val="26"/>
             <w:u w:val="none"/>
           </w:rPr>
-          <w:t>https://github.com/MYethishwar/A</w:t>
-        </w:r>
-        <w:r>
-          <w:rPr>
-            <w:rStyle w:val="Hyperlink"/>
-            <w:rFonts w:ascii="Arial" w:hAnsi="Arial" w:cs="Arial"/>
-            <w:sz w:val="26"/>
-            <w:szCs w:val="26"/>
-            <w:u w:val="none"/>
-          </w:rPr>
-          <w:t>I</w:t>
-        </w:r>
-        <w:r>
-          <w:rPr>
-            <w:rStyle w:val="Hyperlink"/>
-            <w:rFonts w:ascii="Arial" w:hAnsi="Arial" w:cs="Arial"/>
-            <w:sz w:val="26"/>
-            <w:szCs w:val="26"/>
-            <w:u w:val="none"/>
-          </w:rPr>
-          <w:t>-engineering/blob/main/Week%202%20Machine%20Learning/machine_learning_done_when.ipynb</w:t>
+          <w:t>https://github.com/MYethishwar/AI-engineering/blob/main/Week%202%20Machine%20Learning/machine_learning_done_when.ipynb</w:t>
         </w:r>
       </w:hyperlink>
     </w:p>
@@ -139,36 +143,25 @@
       <w:pPr>
         <w:jc w:val="center"/>
         <w:rPr>
-          <w:rFonts w:ascii="Arial" w:hAnsi="Arial" w:cs="Arial"/>
+          <w:rFonts w:ascii="Times New Roman" w:hAnsi="Times New Roman" w:cs="Times New Roman"/>
           <w:sz w:val="26"/>
           <w:szCs w:val="26"/>
         </w:rPr>
       </w:pPr>
       <w:r>
         <w:rPr>
-          <w:rFonts w:ascii="Arial" w:hAnsi="Arial" w:cs="Arial"/>
+          <w:rFonts w:ascii="Times New Roman" w:hAnsi="Times New Roman" w:cs="Times New Roman"/>
           <w:b/>
           <w:bCs/>
           <w:color w:val="1F4E79" w:themeColor="accent5" w:themeShade="80"/>
           <w:sz w:val="30"/>
           <w:szCs w:val="30"/>
         </w:rPr>
-        <w:t>Live</w:t>
-      </w:r>
-      <w:r>
-        <w:rPr>
-          <w:rFonts w:ascii="Arial" w:hAnsi="Arial" w:cs="Arial"/>
-          <w:b/>
-          <w:bCs/>
-          <w:color w:val="1F4E79" w:themeColor="accent5" w:themeShade="80"/>
-          <w:sz w:val="30"/>
-          <w:szCs w:val="30"/>
-        </w:rPr>
-        <w:t xml:space="preserve"> HuggingFace Deployment APP</w:t>
-      </w:r>
-      <w:r>
-        <w:rPr>
-          <w:rFonts w:ascii="Arial" w:hAnsi="Arial" w:cs="Arial"/>
+        <w:t>Live HuggingFace Deployment APP</w:t>
+      </w:r>
+      <w:r>
+        <w:rPr>
+          <w:rFonts w:ascii="Times New Roman" w:hAnsi="Times New Roman" w:cs="Times New Roman"/>
           <w:b/>
           <w:bCs/>
           <w:sz w:val="30"/>
@@ -180,7 +173,7 @@
         <w:r>
           <w:rPr>
             <w:rStyle w:val="Hyperlink"/>
-            <w:rFonts w:ascii="Arial" w:hAnsi="Arial" w:cs="Arial"/>
+            <w:rFonts w:ascii="Times New Roman" w:hAnsi="Times New Roman" w:cs="Times New Roman"/>
             <w:sz w:val="26"/>
             <w:szCs w:val="26"/>
             <w:u w:val="none"/>
@@ -193,13 +186,14 @@
       <w:pPr>
         <w:jc w:val="center"/>
         <w:rPr>
+          <w:rFonts w:ascii="Times New Roman" w:hAnsi="Times New Roman" w:cs="Times New Roman"/>
           <w:b/>
           <w:bCs/>
         </w:rPr>
       </w:pPr>
       <w:r>
         <w:rPr>
-          <w:rFonts w:ascii="Arial" w:hAnsi="Arial" w:cs="Arial"/>
+          <w:rFonts w:ascii="Times New Roman" w:hAnsi="Times New Roman" w:cs="Times New Roman"/>
           <w:b/>
           <w:bCs/>
           <w:sz w:val="26"/>
@@ -263,7 +257,7 @@
       <w:pPr>
         <w:jc w:val="center"/>
         <w:rPr>
-          <w:rFonts w:ascii="Arial" w:hAnsi="Arial" w:cs="Arial"/>
+          <w:rFonts w:ascii="Times New Roman" w:hAnsi="Times New Roman" w:cs="Times New Roman"/>
           <w:b/>
           <w:bCs/>
           <w:sz w:val="26"/>
@@ -272,7 +266,7 @@
       </w:pPr>
       <w:r>
         <w:rPr>
-          <w:rFonts w:ascii="Arial" w:hAnsi="Arial" w:cs="Arial"/>
+          <w:rFonts w:ascii="Times New Roman" w:hAnsi="Times New Roman" w:cs="Times New Roman"/>
           <w:b/>
           <w:bCs/>
           <w:sz w:val="26"/>
@@ -280,25 +274,15 @@
         </w:rPr>
         <w:t>Relationship between features:</w:t>
       </w:r>
-    </w:p>
-    <w:p>
-      <w:pPr>
-        <w:tabs>
-          <w:tab w:val="left" w:pos="4044"/>
-        </w:tabs>
-        <w:rPr>
-          <w:rFonts w:ascii="Times New Roman" w:hAnsi="Times New Roman" w:cs="Times New Roman"/>
-        </w:rPr>
-      </w:pPr>
       <w:r>
         <w:rPr>
           <w:rFonts w:ascii="Times New Roman" w:hAnsi="Times New Roman" w:cs="Times New Roman"/>
           <w:noProof/>
         </w:rPr>
         <w:drawing>
-          <wp:inline distT="0" distB="0" distL="0" distR="0" wp14:anchorId="6C91E9D4" wp14:editId="5B23A1EF">
-            <wp:extent cx="5292969" cy="4439737"/>
-            <wp:effectExtent l="0" t="0" r="3175" b="0"/>
+          <wp:inline distT="0" distB="0" distL="0" distR="0" wp14:anchorId="6C91E9D4" wp14:editId="17ABF25E">
+            <wp:extent cx="4693920" cy="3937255"/>
+            <wp:effectExtent l="0" t="0" r="0" b="6350"/>
             <wp:docPr id="1081746792" name="Picture 1"/>
             <wp:cNvGraphicFramePr>
               <a:graphicFrameLocks xmlns:a="http://schemas.openxmlformats.org/drawingml/2006/main" noChangeAspect="1"/>
@@ -319,7 +303,7 @@
                   <pic:spPr>
                     <a:xfrm>
                       <a:off x="0" y="0"/>
-                      <a:ext cx="5305307" cy="4450086"/>
+                      <a:ext cx="4710333" cy="3951022"/>
                     </a:xfrm>
                     <a:prstGeom prst="rect">
                       <a:avLst/>
@@ -346,7 +330,7 @@
       <w:pPr>
         <w:jc w:val="center"/>
         <w:rPr>
-          <w:rFonts w:ascii="Arial" w:hAnsi="Arial" w:cs="Arial"/>
+          <w:rFonts w:ascii="Times New Roman" w:hAnsi="Times New Roman" w:cs="Times New Roman"/>
           <w:b/>
           <w:bCs/>
           <w:sz w:val="26"/>
@@ -355,12 +339,13 @@
       </w:pPr>
       <w:r>
         <w:rPr>
-          <w:rFonts w:ascii="Arial" w:hAnsi="Arial" w:cs="Arial"/>
+          <w:rFonts w:ascii="Times New Roman" w:hAnsi="Times New Roman" w:cs="Times New Roman"/>
           <w:b/>
           <w:bCs/>
           <w:sz w:val="26"/>
           <w:szCs w:val="26"/>
         </w:rPr>
+        <w:lastRenderedPageBreak/>
         <w:t>Structure of the data</w:t>
       </w:r>
     </w:p>
@@ -371,6 +356,7 @@
         </w:tabs>
         <w:rPr>
           <w:rStyle w:val="Heading2Char"/>
+          <w:rFonts w:ascii="Times New Roman" w:hAnsi="Times New Roman" w:cs="Times New Roman"/>
         </w:rPr>
       </w:pPr>
       <w:r>
@@ -422,7 +408,7 @@
         </w:tabs>
         <w:jc w:val="center"/>
         <w:rPr>
-          <w:rFonts w:ascii="Arial" w:hAnsi="Arial" w:cs="Arial"/>
+          <w:rFonts w:ascii="Times New Roman" w:hAnsi="Times New Roman" w:cs="Times New Roman"/>
           <w:b/>
           <w:bCs/>
           <w:sz w:val="26"/>
@@ -437,7 +423,7 @@
         </w:tabs>
         <w:jc w:val="center"/>
         <w:rPr>
-          <w:rFonts w:ascii="Arial" w:hAnsi="Arial" w:cs="Arial"/>
+          <w:rFonts w:ascii="Times New Roman" w:hAnsi="Times New Roman" w:cs="Times New Roman"/>
           <w:b/>
           <w:bCs/>
           <w:sz w:val="26"/>
@@ -447,12 +433,14 @@
       <w:r>
         <w:rPr>
           <w:rStyle w:val="Heading2Char"/>
+          <w:rFonts w:ascii="Times New Roman" w:hAnsi="Times New Roman" w:cs="Times New Roman"/>
         </w:rPr>
         <w:t>Data Distribution of each feature</w:t>
       </w:r>
       <w:r>
         <w:rPr>
           <w:rStyle w:val="Heading2Char"/>
+          <w:rFonts w:ascii="Times New Roman" w:hAnsi="Times New Roman" w:cs="Times New Roman"/>
         </w:rPr>
         <w:t>:</w:t>
       </w:r>
@@ -499,6 +487,7 @@
       </w:r>
       <w:r>
         <w:rPr>
+          <w:rFonts w:ascii="Times New Roman" w:hAnsi="Times New Roman" w:cs="Times New Roman"/>
           <w:noProof/>
         </w:rPr>
         <w:lastRenderedPageBreak/>
@@ -540,12 +529,14 @@
       </w:r>
       <w:r>
         <w:rPr>
+          <w:rFonts w:ascii="Times New Roman" w:hAnsi="Times New Roman" w:cs="Times New Roman"/>
           <w:noProof/>
         </w:rPr>
         <w:t xml:space="preserve"> </w:t>
       </w:r>
       <w:r>
         <w:rPr>
+          <w:rFonts w:ascii="Times New Roman" w:hAnsi="Times New Roman" w:cs="Times New Roman"/>
           <w:noProof/>
         </w:rPr>
         <w:drawing>
@@ -586,12 +577,14 @@
       </w:r>
       <w:r>
         <w:rPr>
+          <w:rFonts w:ascii="Times New Roman" w:hAnsi="Times New Roman" w:cs="Times New Roman"/>
           <w:noProof/>
         </w:rPr>
         <w:t xml:space="preserve"> </w:t>
       </w:r>
       <w:r>
         <w:rPr>
+          <w:rFonts w:ascii="Times New Roman" w:hAnsi="Times New Roman" w:cs="Times New Roman"/>
           <w:noProof/>
         </w:rPr>
         <w:lastRenderedPageBreak/>
@@ -633,12 +626,14 @@
       </w:r>
       <w:r>
         <w:rPr>
+          <w:rFonts w:ascii="Times New Roman" w:hAnsi="Times New Roman" w:cs="Times New Roman"/>
           <w:noProof/>
         </w:rPr>
         <w:t xml:space="preserve"> </w:t>
       </w:r>
       <w:r>
         <w:rPr>
+          <w:rFonts w:ascii="Times New Roman" w:hAnsi="Times New Roman" w:cs="Times New Roman"/>
           <w:noProof/>
         </w:rPr>
         <w:drawing>
@@ -682,6 +677,7 @@
       <w:pPr>
         <w:jc w:val="center"/>
         <w:rPr>
+          <w:rFonts w:ascii="Times New Roman" w:hAnsi="Times New Roman" w:cs="Times New Roman"/>
           <w:b/>
           <w:bCs/>
         </w:rPr>
@@ -691,6 +687,7 @@
       <w:pPr>
         <w:jc w:val="center"/>
         <w:rPr>
+          <w:rFonts w:ascii="Times New Roman" w:hAnsi="Times New Roman" w:cs="Times New Roman"/>
           <w:b/>
           <w:bCs/>
         </w:rPr>
@@ -700,6 +697,7 @@
       <w:pPr>
         <w:jc w:val="center"/>
         <w:rPr>
+          <w:rFonts w:ascii="Times New Roman" w:hAnsi="Times New Roman" w:cs="Times New Roman"/>
           <w:b/>
           <w:bCs/>
         </w:rPr>
@@ -709,6 +707,7 @@
       <w:pPr>
         <w:jc w:val="center"/>
         <w:rPr>
+          <w:rFonts w:ascii="Times New Roman" w:hAnsi="Times New Roman" w:cs="Times New Roman"/>
           <w:b/>
           <w:bCs/>
         </w:rPr>
@@ -718,6 +717,7 @@
       <w:pPr>
         <w:jc w:val="center"/>
         <w:rPr>
+          <w:rFonts w:ascii="Times New Roman" w:hAnsi="Times New Roman" w:cs="Times New Roman"/>
           <w:b/>
           <w:bCs/>
         </w:rPr>
@@ -727,6 +727,7 @@
       <w:pPr>
         <w:jc w:val="center"/>
         <w:rPr>
+          <w:rFonts w:ascii="Times New Roman" w:hAnsi="Times New Roman" w:cs="Times New Roman"/>
           <w:b/>
           <w:bCs/>
         </w:rPr>
@@ -736,6 +737,7 @@
       <w:pPr>
         <w:jc w:val="center"/>
         <w:rPr>
+          <w:rFonts w:ascii="Times New Roman" w:hAnsi="Times New Roman" w:cs="Times New Roman"/>
           <w:b/>
           <w:bCs/>
         </w:rPr>
@@ -745,6 +747,7 @@
       <w:pPr>
         <w:jc w:val="center"/>
         <w:rPr>
+          <w:rFonts w:ascii="Times New Roman" w:hAnsi="Times New Roman" w:cs="Times New Roman"/>
           <w:b/>
           <w:bCs/>
         </w:rPr>
@@ -754,6 +757,7 @@
       <w:pPr>
         <w:jc w:val="center"/>
         <w:rPr>
+          <w:rFonts w:ascii="Times New Roman" w:hAnsi="Times New Roman" w:cs="Times New Roman"/>
           <w:b/>
           <w:bCs/>
         </w:rPr>
@@ -763,15 +767,27 @@
       <w:pPr>
         <w:jc w:val="center"/>
         <w:rPr>
+          <w:rFonts w:ascii="Times New Roman" w:hAnsi="Times New Roman" w:cs="Times New Roman"/>
           <w:b/>
           <w:bCs/>
         </w:rPr>
       </w:pPr>
-      <w:r>
-        <w:rPr>
+    </w:p>
+    <w:p>
+      <w:pPr>
+        <w:jc w:val="center"/>
+        <w:rPr>
+          <w:rFonts w:ascii="Times New Roman" w:hAnsi="Times New Roman" w:cs="Times New Roman"/>
           <w:b/>
           <w:bCs/>
         </w:rPr>
+      </w:pPr>
+      <w:r>
+        <w:rPr>
+          <w:rFonts w:ascii="Times New Roman" w:hAnsi="Times New Roman" w:cs="Times New Roman"/>
+          <w:b/>
+          <w:bCs/>
+        </w:rPr>
         <w:lastRenderedPageBreak/>
         <w:t>Training report</w:t>
       </w:r>
@@ -779,11 +795,13 @@
     <w:p>
       <w:pPr>
         <w:rPr>
+          <w:rFonts w:ascii="Times New Roman" w:hAnsi="Times New Roman" w:cs="Times New Roman"/>
           <w:noProof/>
         </w:rPr>
       </w:pPr>
       <w:r>
         <w:rPr>
+          <w:rFonts w:ascii="Times New Roman" w:hAnsi="Times New Roman" w:cs="Times New Roman"/>
           <w:noProof/>
         </w:rPr>
         <w:drawing>
@@ -824,12 +842,14 @@
       </w:r>
       <w:r>
         <w:rPr>
+          <w:rFonts w:ascii="Times New Roman" w:hAnsi="Times New Roman" w:cs="Times New Roman"/>
           <w:noProof/>
         </w:rPr>
         <w:t xml:space="preserve"> </w:t>
       </w:r>
       <w:r>
         <w:rPr>
+          <w:rFonts w:ascii="Times New Roman" w:hAnsi="Times New Roman" w:cs="Times New Roman"/>
           <w:noProof/>
         </w:rPr>
         <w:drawing>
@@ -872,6 +892,7 @@
     <w:p>
       <w:pPr>
         <w:rPr>
+          <w:rFonts w:ascii="Times New Roman" w:hAnsi="Times New Roman" w:cs="Times New Roman"/>
           <w:noProof/>
         </w:rPr>
       </w:pPr>
@@ -879,6 +900,7 @@
     <w:p>
       <w:pPr>
         <w:rPr>
+          <w:rFonts w:ascii="Times New Roman" w:hAnsi="Times New Roman" w:cs="Times New Roman"/>
           <w:noProof/>
         </w:rPr>
       </w:pPr>
@@ -886,6 +908,7 @@
     <w:p>
       <w:pPr>
         <w:rPr>
+          <w:rFonts w:ascii="Times New Roman" w:hAnsi="Times New Roman" w:cs="Times New Roman"/>
           <w:noProof/>
         </w:rPr>
       </w:pPr>
@@ -893,6 +916,7 @@
     <w:p>
       <w:pPr>
         <w:rPr>
+          <w:rFonts w:ascii="Times New Roman" w:hAnsi="Times New Roman" w:cs="Times New Roman"/>
           <w:noProof/>
         </w:rPr>
       </w:pPr>
@@ -900,11 +924,18 @@
     <w:p>
       <w:pPr>
         <w:rPr>
+          <w:rFonts w:ascii="Times New Roman" w:hAnsi="Times New Roman" w:cs="Times New Roman"/>
           <w:noProof/>
         </w:rPr>
       </w:pPr>
     </w:p>
-    <w:p/>
+    <w:p>
+      <w:pPr>
+        <w:rPr>
+          <w:rFonts w:ascii="Times New Roman" w:hAnsi="Times New Roman" w:cs="Times New Roman"/>
+        </w:rPr>
+      </w:pPr>
+    </w:p>
     <w:p>
       <w:pPr>
         <w:tabs>
@@ -918,8 +949,14 @@
     <w:p>
       <w:pPr>
         <w:pStyle w:val="Heading2"/>
-      </w:pPr>
-      <w:r>
+        <w:rPr>
+          <w:rFonts w:ascii="Times New Roman" w:hAnsi="Times New Roman" w:cs="Times New Roman"/>
+        </w:rPr>
+      </w:pPr>
+      <w:r>
+        <w:rPr>
+          <w:rFonts w:ascii="Times New Roman" w:hAnsi="Times New Roman" w:cs="Times New Roman"/>
+        </w:rPr>
         <w:lastRenderedPageBreak/>
         <w:t>Project workflow and my approach:</w:t>
       </w:r>
@@ -1311,16 +1348,28 @@
     <w:p>
       <w:pPr>
         <w:pStyle w:val="Heading2"/>
-      </w:pPr>
-      <w:r>
+        <w:rPr>
+          <w:rFonts w:ascii="Times New Roman" w:hAnsi="Times New Roman" w:cs="Times New Roman"/>
+        </w:rPr>
+      </w:pPr>
+      <w:r>
+        <w:rPr>
+          <w:rFonts w:ascii="Times New Roman" w:hAnsi="Times New Roman" w:cs="Times New Roman"/>
+        </w:rPr>
         <w:t>Workflow Implementation</w:t>
       </w:r>
     </w:p>
     <w:p>
       <w:pPr>
         <w:pStyle w:val="Heading3"/>
-      </w:pPr>
-      <w:r>
+        <w:rPr>
+          <w:rFonts w:ascii="Times New Roman" w:hAnsi="Times New Roman" w:cs="Times New Roman"/>
+        </w:rPr>
+      </w:pPr>
+      <w:r>
+        <w:rPr>
+          <w:rFonts w:ascii="Times New Roman" w:hAnsi="Times New Roman" w:cs="Times New Roman"/>
+        </w:rPr>
         <w:t>Step 1: Problem Definition</w:t>
       </w:r>
     </w:p>
@@ -1604,8 +1653,14 @@
     <w:p>
       <w:pPr>
         <w:pStyle w:val="Heading3"/>
-      </w:pPr>
-      <w:r>
+        <w:rPr>
+          <w:rFonts w:ascii="Times New Roman" w:hAnsi="Times New Roman" w:cs="Times New Roman"/>
+        </w:rPr>
+      </w:pPr>
+      <w:r>
+        <w:rPr>
+          <w:rFonts w:ascii="Times New Roman" w:hAnsi="Times New Roman" w:cs="Times New Roman"/>
+        </w:rPr>
         <w:t>Step 2: Data Collection and Import</w:t>
       </w:r>
     </w:p>
@@ -1832,8 +1887,14 @@
     <w:p>
       <w:pPr>
         <w:pStyle w:val="Heading3"/>
-      </w:pPr>
-      <w:r>
+        <w:rPr>
+          <w:rFonts w:ascii="Times New Roman" w:hAnsi="Times New Roman" w:cs="Times New Roman"/>
+        </w:rPr>
+      </w:pPr>
+      <w:r>
+        <w:rPr>
+          <w:rFonts w:ascii="Times New Roman" w:hAnsi="Times New Roman" w:cs="Times New Roman"/>
+        </w:rPr>
         <w:t>Step 3: Data Preprocessing</w:t>
       </w:r>
     </w:p>
@@ -2050,8 +2111,14 @@
     <w:p>
       <w:pPr>
         <w:pStyle w:val="Heading3"/>
-      </w:pPr>
-      <w:r>
+        <w:rPr>
+          <w:rFonts w:ascii="Times New Roman" w:hAnsi="Times New Roman" w:cs="Times New Roman"/>
+        </w:rPr>
+      </w:pPr>
+      <w:r>
+        <w:rPr>
+          <w:rFonts w:ascii="Times New Roman" w:hAnsi="Times New Roman" w:cs="Times New Roman"/>
+        </w:rPr>
         <w:t>Step 4: Feature Engineering</w:t>
       </w:r>
     </w:p>
@@ -2219,8 +2286,14 @@
     <w:p>
       <w:pPr>
         <w:pStyle w:val="Heading3"/>
-      </w:pPr>
-      <w:r>
+        <w:rPr>
+          <w:rFonts w:ascii="Times New Roman" w:hAnsi="Times New Roman" w:cs="Times New Roman"/>
+        </w:rPr>
+      </w:pPr>
+      <w:r>
+        <w:rPr>
+          <w:rFonts w:ascii="Times New Roman" w:hAnsi="Times New Roman" w:cs="Times New Roman"/>
+        </w:rPr>
         <w:t>Step 5: Exploratory Data Analysis (EDA)</w:t>
       </w:r>
     </w:p>
@@ -2471,8 +2544,14 @@
     <w:p>
       <w:pPr>
         <w:pStyle w:val="Heading3"/>
-      </w:pPr>
-      <w:r>
+        <w:rPr>
+          <w:rFonts w:ascii="Times New Roman" w:hAnsi="Times New Roman" w:cs="Times New Roman"/>
+        </w:rPr>
+      </w:pPr>
+      <w:r>
+        <w:rPr>
+          <w:rFonts w:ascii="Times New Roman" w:hAnsi="Times New Roman" w:cs="Times New Roman"/>
+        </w:rPr>
         <w:t>Step 6: Outlier Analysis</w:t>
       </w:r>
     </w:p>
@@ -2615,8 +2694,14 @@
     <w:p>
       <w:pPr>
         <w:pStyle w:val="Heading3"/>
-      </w:pPr>
-      <w:r>
+        <w:rPr>
+          <w:rFonts w:ascii="Times New Roman" w:hAnsi="Times New Roman" w:cs="Times New Roman"/>
+        </w:rPr>
+      </w:pPr>
+      <w:r>
+        <w:rPr>
+          <w:rFonts w:ascii="Times New Roman" w:hAnsi="Times New Roman" w:cs="Times New Roman"/>
+        </w:rPr>
         <w:t>Step 7: Feature Selection</w:t>
       </w:r>
     </w:p>
@@ -2826,16 +2911,28 @@
     <w:p>
       <w:pPr>
         <w:pStyle w:val="Heading2"/>
-      </w:pPr>
-      <w:r>
+        <w:rPr>
+          <w:rFonts w:ascii="Times New Roman" w:hAnsi="Times New Roman" w:cs="Times New Roman"/>
+        </w:rPr>
+      </w:pPr>
+      <w:r>
+        <w:rPr>
+          <w:rFonts w:ascii="Times New Roman" w:hAnsi="Times New Roman" w:cs="Times New Roman"/>
+        </w:rPr>
         <w:t>Linear Regression Model Workflow</w:t>
       </w:r>
     </w:p>
     <w:p>
       <w:pPr>
         <w:pStyle w:val="Heading3"/>
-      </w:pPr>
-      <w:r>
+        <w:rPr>
+          <w:rFonts w:ascii="Times New Roman" w:hAnsi="Times New Roman" w:cs="Times New Roman"/>
+        </w:rPr>
+      </w:pPr>
+      <w:r>
+        <w:rPr>
+          <w:rFonts w:ascii="Times New Roman" w:hAnsi="Times New Roman" w:cs="Times New Roman"/>
+        </w:rPr>
         <w:t>Data Splitting</w:t>
       </w:r>
     </w:p>
@@ -2972,8 +3069,14 @@
     <w:p>
       <w:pPr>
         <w:pStyle w:val="Heading3"/>
-      </w:pPr>
-      <w:r>
+        <w:rPr>
+          <w:rFonts w:ascii="Times New Roman" w:hAnsi="Times New Roman" w:cs="Times New Roman"/>
+        </w:rPr>
+      </w:pPr>
+      <w:r>
+        <w:rPr>
+          <w:rFonts w:ascii="Times New Roman" w:hAnsi="Times New Roman" w:cs="Times New Roman"/>
+        </w:rPr>
         <w:t>Model Training</w:t>
       </w:r>
     </w:p>
@@ -2996,8 +3099,14 @@
     <w:p>
       <w:pPr>
         <w:pStyle w:val="Heading3"/>
-      </w:pPr>
-      <w:r>
+        <w:rPr>
+          <w:rFonts w:ascii="Times New Roman" w:hAnsi="Times New Roman" w:cs="Times New Roman"/>
+        </w:rPr>
+      </w:pPr>
+      <w:r>
+        <w:rPr>
+          <w:rFonts w:ascii="Times New Roman" w:hAnsi="Times New Roman" w:cs="Times New Roman"/>
+        </w:rPr>
         <w:t>Linear Regression</w:t>
       </w:r>
     </w:p>
@@ -3020,9 +3129,15 @@
     <w:p>
       <w:pPr>
         <w:pStyle w:val="Heading3"/>
+        <w:rPr>
+          <w:rFonts w:ascii="Times New Roman" w:hAnsi="Times New Roman" w:cs="Times New Roman"/>
+        </w:rPr>
       </w:pPr>
       <w:proofErr w:type="spellStart"/>
       <w:r>
+        <w:rPr>
+          <w:rFonts w:ascii="Times New Roman" w:hAnsi="Times New Roman" w:cs="Times New Roman"/>
+        </w:rPr>
         <w:t>Global_active_power</w:t>
       </w:r>
       <w:proofErr w:type="spellEnd"/>
@@ -3064,8 +3179,14 @@
     <w:p>
       <w:pPr>
         <w:pStyle w:val="Heading3"/>
-      </w:pPr>
-      <w:r>
+        <w:rPr>
+          <w:rFonts w:ascii="Times New Roman" w:hAnsi="Times New Roman" w:cs="Times New Roman"/>
+        </w:rPr>
+      </w:pPr>
+      <w:r>
+        <w:rPr>
+          <w:rFonts w:ascii="Times New Roman" w:hAnsi="Times New Roman" w:cs="Times New Roman"/>
+        </w:rPr>
         <w:t>Model Evaluation</w:t>
       </w:r>
     </w:p>
@@ -3184,8 +3305,14 @@
     <w:p>
       <w:pPr>
         <w:pStyle w:val="Heading3"/>
-      </w:pPr>
-      <w:r>
+        <w:rPr>
+          <w:rFonts w:ascii="Times New Roman" w:hAnsi="Times New Roman" w:cs="Times New Roman"/>
+        </w:rPr>
+      </w:pPr>
+      <w:r>
+        <w:rPr>
+          <w:rFonts w:ascii="Times New Roman" w:hAnsi="Times New Roman" w:cs="Times New Roman"/>
+        </w:rPr>
         <w:t>Model Serialization</w:t>
       </w:r>
     </w:p>
@@ -3337,16 +3464,28 @@
     <w:p>
       <w:pPr>
         <w:pStyle w:val="Heading2"/>
-      </w:pPr>
-      <w:r>
+        <w:rPr>
+          <w:rFonts w:ascii="Times New Roman" w:hAnsi="Times New Roman" w:cs="Times New Roman"/>
+        </w:rPr>
+      </w:pPr>
+      <w:r>
+        <w:rPr>
+          <w:rFonts w:ascii="Times New Roman" w:hAnsi="Times New Roman" w:cs="Times New Roman"/>
+        </w:rPr>
         <w:t>Logistic Regression Model Workflow</w:t>
       </w:r>
     </w:p>
     <w:p>
       <w:pPr>
         <w:pStyle w:val="Heading3"/>
-      </w:pPr>
-      <w:r>
+        <w:rPr>
+          <w:rFonts w:ascii="Times New Roman" w:hAnsi="Times New Roman" w:cs="Times New Roman"/>
+        </w:rPr>
+      </w:pPr>
+      <w:r>
+        <w:rPr>
+          <w:rFonts w:ascii="Times New Roman" w:hAnsi="Times New Roman" w:cs="Times New Roman"/>
+        </w:rPr>
         <w:t>Classification Problem Creation</w:t>
       </w:r>
     </w:p>
@@ -3525,8 +3664,14 @@
     <w:p>
       <w:pPr>
         <w:pStyle w:val="Heading3"/>
-      </w:pPr>
-      <w:r>
+        <w:rPr>
+          <w:rFonts w:ascii="Times New Roman" w:hAnsi="Times New Roman" w:cs="Times New Roman"/>
+        </w:rPr>
+      </w:pPr>
+      <w:r>
+        <w:rPr>
+          <w:rFonts w:ascii="Times New Roman" w:hAnsi="Times New Roman" w:cs="Times New Roman"/>
+        </w:rPr>
         <w:t>Data Splitting</w:t>
       </w:r>
     </w:p>
@@ -3607,8 +3752,14 @@
     <w:p>
       <w:pPr>
         <w:pStyle w:val="Heading3"/>
-      </w:pPr>
-      <w:r>
+        <w:rPr>
+          <w:rFonts w:ascii="Times New Roman" w:hAnsi="Times New Roman" w:cs="Times New Roman"/>
+        </w:rPr>
+      </w:pPr>
+      <w:r>
+        <w:rPr>
+          <w:rFonts w:ascii="Times New Roman" w:hAnsi="Times New Roman" w:cs="Times New Roman"/>
+        </w:rPr>
         <w:t>Model Training</w:t>
       </w:r>
     </w:p>
@@ -3631,8 +3782,14 @@
     <w:p>
       <w:pPr>
         <w:pStyle w:val="Heading3"/>
-      </w:pPr>
-      <w:r>
+        <w:rPr>
+          <w:rFonts w:ascii="Times New Roman" w:hAnsi="Times New Roman" w:cs="Times New Roman"/>
+        </w:rPr>
+      </w:pPr>
+      <w:r>
+        <w:rPr>
+          <w:rFonts w:ascii="Times New Roman" w:hAnsi="Times New Roman" w:cs="Times New Roman"/>
+        </w:rPr>
         <w:t>Logistic Regression</w:t>
       </w:r>
     </w:p>
@@ -3729,8 +3886,14 @@
     <w:p>
       <w:pPr>
         <w:pStyle w:val="Heading3"/>
-      </w:pPr>
-      <w:r>
+        <w:rPr>
+          <w:rFonts w:ascii="Times New Roman" w:hAnsi="Times New Roman" w:cs="Times New Roman"/>
+        </w:rPr>
+      </w:pPr>
+      <w:r>
+        <w:rPr>
+          <w:rFonts w:ascii="Times New Roman" w:hAnsi="Times New Roman" w:cs="Times New Roman"/>
+        </w:rPr>
         <w:t>Model Evaluation</w:t>
       </w:r>
     </w:p>
@@ -4022,8 +4185,14 @@
     <w:p>
       <w:pPr>
         <w:pStyle w:val="Heading3"/>
-      </w:pPr>
-      <w:r>
+        <w:rPr>
+          <w:rFonts w:ascii="Times New Roman" w:hAnsi="Times New Roman" w:cs="Times New Roman"/>
+        </w:rPr>
+      </w:pPr>
+      <w:r>
+        <w:rPr>
+          <w:rFonts w:ascii="Times New Roman" w:hAnsi="Times New Roman" w:cs="Times New Roman"/>
+        </w:rPr>
         <w:t>Model Serialization</w:t>
       </w:r>
     </w:p>
@@ -4068,14 +4237,12 @@
           <w:rFonts w:ascii="Times New Roman" w:hAnsi="Times New Roman" w:cs="Times New Roman"/>
         </w:rPr>
       </w:pPr>
-      <w:proofErr w:type="spellStart"/>
       <w:r>
         <w:rPr>
           <w:rFonts w:ascii="Times New Roman" w:hAnsi="Times New Roman" w:cs="Times New Roman"/>
         </w:rPr>
         <w:t>logistic_model.pkl</w:t>
       </w:r>
-      <w:proofErr w:type="spellEnd"/>
     </w:p>
     <w:p>
       <w:pPr>
@@ -4098,8 +4265,14 @@
     <w:p>
       <w:pPr>
         <w:pStyle w:val="Heading2"/>
-      </w:pPr>
-      <w:r>
+        <w:rPr>
+          <w:rFonts w:ascii="Times New Roman" w:hAnsi="Times New Roman" w:cs="Times New Roman"/>
+        </w:rPr>
+      </w:pPr>
+      <w:r>
+        <w:rPr>
+          <w:rFonts w:ascii="Times New Roman" w:hAnsi="Times New Roman" w:cs="Times New Roman"/>
+        </w:rPr>
         <w:t>Overall Outcome</w:t>
       </w:r>
     </w:p>
